--- a/Results/single_algorithm/LRAcluster/transNEO_Summary_of_clinical_variables.docx
+++ b/Results/single_algorithm/LRAcluster/transNEO_Summary_of_clinical_variables.docx
@@ -202,7 +202,7 @@
               <w:pStyle w:stlname="Normal" w:val="Normal"/>
             </w:pPr>
             <w:r>
-              <w:t>LRAclusterLRAcluster1</w:t>
+              <w:t>LRAcluster1</w:t>
             </w:r>
           </w:p>
         </w:tc>
@@ -284,7 +284,7 @@
               <w:pStyle w:stlname="Normal" w:val="Normal"/>
             </w:pPr>
             <w:r>
-              <w:t>LRAclusterLRAcluster2</w:t>
+              <w:t>LRAcluster2</w:t>
             </w:r>
           </w:p>
         </w:tc>
@@ -366,7 +366,7 @@
               <w:pStyle w:stlname="Normal" w:val="Normal"/>
             </w:pPr>
             <w:r>
-              <w:t>LRAclusterLRAcluster3</w:t>
+              <w:t>LRAcluster3</w:t>
             </w:r>
           </w:p>
         </w:tc>
@@ -448,7 +448,7 @@
               <w:pStyle w:stlname="Normal" w:val="Normal"/>
             </w:pPr>
             <w:r>
-              <w:t>LRAclusterLRAcluster4</w:t>
+              <w:t>LRAcluster4</w:t>
             </w:r>
           </w:p>
         </w:tc>
